--- a/projects/paper-02/06-write/老师指导后完善/revision_note_to_supervisor.docx
+++ b/projects/paper-02/06-write/老师指导后完善/revision_note_to_supervisor.docx
@@ -74,6 +74,228 @@
           <w:i w:val="0"/>
           <w:sz w:val="24"/>
         </w:rPr>
+        <w:t>零、本文在 Hackman/Noble 未竟方向上的推进</w:t>
+      </w:r>
+    </w:p>
+    <w:p>
+      <w:pPr>
+        <w:jc w:val="left"/>
+        <w:spacing w:before="0" w:after="60" w:line="480" w:lineRule="auto"/>
+      </w:pPr>
+      <w:r>
+        <w:rPr>
+          <w:rFonts w:ascii="Times New Roman" w:hAnsi="Times New Roman"/>
+          <w:b w:val="0"/>
+          <w:i w:val="0"/>
+          <w:sz w:val="24"/>
+        </w:rPr>
+        <w:t>您三轮反馈的核心锚点是：看看 Hackman &amp; Farah 已有的工作，在前人基础上往前走一步。我们核查后确认，这一逻辑链已贯穿修改后的全文，现在修改说明中也予以显式标注。</w:t>
+      </w:r>
+    </w:p>
+    <w:p>
+      <w:pPr>
+        <w:jc w:val="left"/>
+        <w:spacing w:before="0" w:after="60" w:line="480" w:lineRule="auto"/>
+      </w:pPr>
+      <w:r>
+        <w:rPr>
+          <w:rFonts w:ascii="Times New Roman" w:hAnsi="Times New Roman"/>
+          <w:b w:val="0"/>
+          <w:i w:val="0"/>
+          <w:sz w:val="24"/>
+        </w:rPr>
+        <w:t xml:space="preserve">Hackman &amp; Farah（2009, </w:t>
+      </w:r>
+      <w:r>
+        <w:rPr>
+          <w:rFonts w:ascii="Times New Roman" w:hAnsi="Times New Roman"/>
+          <w:b w:val="0"/>
+          <w:i/>
+          <w:sz w:val="24"/>
+        </w:rPr>
+        <w:t>Neuroscience &amp; Biobehavioral Reviews</w:t>
+      </w:r>
+      <w:r>
+        <w:rPr>
+          <w:rFonts w:ascii="Times New Roman" w:hAnsi="Times New Roman"/>
+          <w:b w:val="0"/>
+          <w:i w:val="0"/>
+          <w:sz w:val="24"/>
+        </w:rPr>
+        <w:t xml:space="preserve">）明确呼吁：系统检验 SES 对 0–8 岁儿童神经系统的影响，并分离父母教育与收入的独立贡献。Noble et al.（2015, </w:t>
+      </w:r>
+      <w:r>
+        <w:rPr>
+          <w:rFonts w:ascii="Times New Roman" w:hAnsi="Times New Roman"/>
+          <w:b w:val="0"/>
+          <w:i/>
+          <w:sz w:val="24"/>
+        </w:rPr>
+        <w:t>Nature Neuroscience</w:t>
+      </w:r>
+      <w:r>
+        <w:rPr>
+          <w:rFonts w:ascii="Times New Roman" w:hAnsi="Times New Roman"/>
+          <w:b w:val="0"/>
+          <w:i w:val="0"/>
+          <w:sz w:val="24"/>
+        </w:rPr>
+        <w:t>）发现 SES 与皮层面积呈非线性关联，但样本为学龄儿童（6–18 岁），且未分离父母教育与家庭收入。</w:t>
+      </w:r>
+    </w:p>
+    <w:p>
+      <w:pPr>
+        <w:jc w:val="left"/>
+        <w:spacing w:before="0" w:after="60" w:line="480" w:lineRule="auto"/>
+      </w:pPr>
+      <w:r>
+        <w:rPr>
+          <w:rFonts w:ascii="Times New Roman" w:hAnsi="Times New Roman"/>
+          <w:b w:val="0"/>
+          <w:i w:val="0"/>
+          <w:sz w:val="24"/>
+        </w:rPr>
+        <w:t>然而，在我们最终检索的 109 篇候选文献中，有 83 篇（76%）因主暴露并非父母教育而被排除（E2 暴露不符）——</w:t>
+      </w:r>
+      <w:r>
+        <w:rPr>
+          <w:rFonts w:ascii="Times New Roman" w:hAnsi="Times New Roman"/>
+          <w:b/>
+          <w:i w:val="0"/>
+          <w:sz w:val="24"/>
+        </w:rPr>
+        <w:t>这是领域 15 年来从未系统响应 Hackman 呼吁的直接文献证据。</w:t>
+      </w:r>
+    </w:p>
+    <w:p>
+      <w:pPr>
+        <w:jc w:val="left"/>
+        <w:spacing w:before="0" w:after="40" w:line="480" w:lineRule="auto"/>
+      </w:pPr>
+      <w:r>
+        <w:rPr>
+          <w:rFonts w:ascii="Times New Roman" w:hAnsi="Times New Roman"/>
+          <w:b w:val="0"/>
+          <w:i w:val="0"/>
+          <w:sz w:val="24"/>
+        </w:rPr>
+        <w:t>本综述是首次专门针对父母教育（而非复合 SES）、聚焦 0–8 岁神经发育、整合全部六种神经模态的系统综述。与 Hackman/Noble 的未竟方向相比，本文的三步推进是：</w:t>
+      </w:r>
+    </w:p>
+    <w:p>
+      <w:pPr>
+        <w:ind w:left="454"/>
+        <w:jc w:val="left"/>
+        <w:spacing w:before="0" w:after="20" w:line="480" w:lineRule="auto"/>
+      </w:pPr>
+      <w:r>
+        <w:rPr>
+          <w:rFonts w:ascii="Times New Roman" w:hAnsi="Times New Roman"/>
+          <w:b/>
+          <w:i w:val="0"/>
+          <w:sz w:val="24"/>
+        </w:rPr>
+        <w:t>（1）</w:t>
+      </w:r>
+      <w:r>
+        <w:rPr>
+          <w:rFonts w:ascii="Times New Roman" w:hAnsi="Times New Roman"/>
+          <w:b/>
+          <w:i w:val="0"/>
+          <w:sz w:val="24"/>
+        </w:rPr>
+        <w:t>跨模态收敛：</w:t>
+      </w:r>
+      <w:r>
+        <w:rPr>
+          <w:rFonts w:ascii="Times New Roman" w:hAnsi="Times New Roman"/>
+          <w:b w:val="0"/>
+          <w:i w:val="0"/>
+          <w:sz w:val="24"/>
+        </w:rPr>
+        <w:t>确认弓状束 FA 是唯一跨研究、跨年龄、控制收入后仍稳健的结构性指标——Noble 2015 未能检验的层面；</w:t>
+      </w:r>
+    </w:p>
+    <w:p>
+      <w:pPr>
+        <w:ind w:left="454"/>
+        <w:jc w:val="left"/>
+        <w:spacing w:before="0" w:after="20" w:line="480" w:lineRule="auto"/>
+      </w:pPr>
+      <w:r>
+        <w:rPr>
+          <w:rFonts w:ascii="Times New Roman" w:hAnsi="Times New Roman"/>
+          <w:b/>
+          <w:i w:val="0"/>
+          <w:sz w:val="24"/>
+        </w:rPr>
+        <w:t>（2）</w:t>
+      </w:r>
+      <w:r>
+        <w:rPr>
+          <w:rFonts w:ascii="Times New Roman" w:hAnsi="Times New Roman"/>
+          <w:b/>
+          <w:i w:val="0"/>
+          <w:sz w:val="24"/>
+        </w:rPr>
+        <w:t>时序下探：</w:t>
+      </w:r>
+      <w:r>
+        <w:rPr>
+          <w:rFonts w:ascii="Times New Roman" w:hAnsi="Times New Roman"/>
+          <w:b w:val="0"/>
+          <w:i w:val="0"/>
+          <w:sz w:val="24"/>
+        </w:rPr>
+        <w:t>效应在出生后数天即可测（Ramphal 2020），远早于 Noble 2015 的 6 岁起点；</w:t>
+      </w:r>
+    </w:p>
+    <w:p>
+      <w:pPr>
+        <w:ind w:left="454"/>
+        <w:jc w:val="left"/>
+        <w:spacing w:before="0" w:after="120" w:line="480" w:lineRule="auto"/>
+      </w:pPr>
+      <w:r>
+        <w:rPr>
+          <w:rFonts w:ascii="Times New Roman" w:hAnsi="Times New Roman"/>
+          <w:b/>
+          <w:i w:val="0"/>
+          <w:sz w:val="24"/>
+        </w:rPr>
+        <w:t>（3）</w:t>
+      </w:r>
+      <w:r>
+        <w:rPr>
+          <w:rFonts w:ascii="Times New Roman" w:hAnsi="Times New Roman"/>
+          <w:b/>
+          <w:i w:val="0"/>
+          <w:sz w:val="24"/>
+        </w:rPr>
+        <w:t>系统性盲点揭示：</w:t>
+      </w:r>
+      <w:r>
+        <w:rPr>
+          <w:rFonts w:ascii="Times New Roman" w:hAnsi="Times New Roman"/>
+          <w:b w:val="0"/>
+          <w:i w:val="0"/>
+          <w:sz w:val="24"/>
+        </w:rPr>
+        <w:t>0 篇文献分别检验父亲与母亲教育的独立效应——这是 Hackman 呼吁"分离父母教育"15 年后仍未被响应的领域空白，也是大论文设计的直接依据。</w:t>
+      </w:r>
+    </w:p>
+    <w:p>
+      <w:pPr>
+        <w:jc w:val="left"/>
+        <w:spacing w:before="120" w:after="80" w:line="480" w:lineRule="auto"/>
+      </w:pPr>
+      <w:r>
+        <w:rPr>
+          <w:rFonts w:ascii="Times New Roman" w:hAnsi="Times New Roman"/>
+          <w:b/>
+          <w:i w:val="0"/>
+          <w:sz w:val="24"/>
+        </w:rPr>
         <w:t>一、三条核心知识的改动</w:t>
       </w:r>
     </w:p>
@@ -104,7 +326,7 @@
           <w:i w:val="0"/>
           <w:sz w:val="24"/>
         </w:rPr>
-        <w:t>根据您的反馈，我们重新审视了原版知识一的表述：原版使用 sensitivity/specificity 未能准确反映证据现犰——该术语预设了存在诊断准确性研究（ROC/AUC），但 16 篇文献均为群体水平关联设计，无一项采用预测效度框架。</w:t>
+        <w:t>根据您的反馈，我们重新审视了原版知识一的表述：原版使用 sensitivity/specificity 未能准确反映证据现状——该术语预设了存在诊断准确性研究（ROC/AUC），但 16 篇文献均为群体水平关联设计，无一项采用预测效度框架。</w:t>
       </w:r>
     </w:p>
     <w:p>
@@ -284,7 +506,7 @@
           <w:i w:val="0"/>
           <w:sz w:val="24"/>
         </w:rPr>
-        <w:t>根据您的意见，产前机制（3 篇）不作为独立知识，降级为 §4.2 发育时序分析的 Phase 1 背景证据（保留其“约束产前路径存在”的功能），但不设独立结论节。</w:t>
+        <w:t>根据您的意见，产前机制（3 篇）不作为独立知识，降级为 §4.2 发育时序分析的 Phase 1 背景证据（保留其「约束产前路径存在」的功能），但不设独立结论节。</w:t>
       </w:r>
     </w:p>
     <w:p>
@@ -362,7 +584,7 @@
           <w:i w:val="0"/>
           <w:sz w:val="24"/>
         </w:rPr>
-        <w:t>表 1  本综述为博士大论文提供的理论与方法学支撑</w:t>
+        <w:t>表1  本综述为博士大论文提供的理论与方法学支撑</w:t>
       </w:r>
     </w:p>
     <w:tbl>
@@ -387,7 +609,7 @@
       <w:tr>
         <w:tc>
           <w:tcPr>
-            <w:tcW w:type="dxa" w:w="1701"/>
+            <w:tcW w:type="dxa" w:w="1814"/>
             <w:tcBorders>
               <w:top w:val="none" w:sz="0" w:space="0" w:color="auto"/>
               <w:bottom w:val="single" w:sz="6" w:space="0" w:color="000000"/>
@@ -473,7 +695,7 @@
       <w:tr>
         <w:tc>
           <w:tcPr>
-            <w:tcW w:type="dxa" w:w="1701"/>
+            <w:tcW w:type="dxa" w:w="1814"/>
             <w:tcBorders>
               <w:top w:val="none" w:sz="0" w:space="0" w:color="auto"/>
               <w:bottom w:val="none" w:sz="0" w:space="0" w:color="auto"/>
@@ -559,7 +781,7 @@
       <w:tr>
         <w:tc>
           <w:tcPr>
-            <w:tcW w:type="dxa" w:w="1701"/>
+            <w:tcW w:type="dxa" w:w="1814"/>
             <w:tcBorders>
               <w:top w:val="none" w:sz="0" w:space="0" w:color="auto"/>
               <w:bottom w:val="none" w:sz="0" w:space="0" w:color="auto"/>
@@ -645,7 +867,7 @@
       <w:tr>
         <w:tc>
           <w:tcPr>
-            <w:tcW w:type="dxa" w:w="1701"/>
+            <w:tcW w:type="dxa" w:w="1814"/>
             <w:tcBorders>
               <w:top w:val="none" w:sz="0" w:space="0" w:color="auto"/>
               <w:bottom w:val="none" w:sz="0" w:space="0" w:color="auto"/>
@@ -731,7 +953,7 @@
       <w:tr>
         <w:tc>
           <w:tcPr>
-            <w:tcW w:type="dxa" w:w="1701"/>
+            <w:tcW w:type="dxa" w:w="1814"/>
             <w:tcBorders>
               <w:top w:val="none" w:sz="0" w:space="0" w:color="auto"/>
               <w:bottom w:val="single" w:sz="12" w:space="0" w:color="000000"/>
@@ -809,7 +1031,7 @@
                 <w:i w:val="0"/>
                 <w:sz w:val="21"/>
               </w:rPr>
-              <w:t>四分类设计可初步观察是否存在临界点，为后续专门检验提供设计参考</w:t>
+              <w:t>四分类设计可初步观察是否存在临界点（如本科是否为阈值），为后续专门检验提供设计参考</w:t>
             </w:r>
           </w:p>
         </w:tc>
@@ -866,7 +1088,7 @@
           <w:i w:val="0"/>
           <w:sz w:val="24"/>
         </w:rPr>
-        <w:t>经逐篇核查：HBCD、GUSTO、HCP-D、Babybrain 等大型队列在检索截止日（2026 年 4 月）均无已发表的、符合 PICOS 标准的结果性论文——仅有研究设计/方案文章，或 SES 测量无法分离教育效应。16 篇基础完整，无遗漏。</w:t>
+        <w:t>经逐篇核查：HBCD、GUSTO、HCP-D、Babybrain 等大型队列在检索截止日（2026 年 4 月）均无已发表的、符合 PICOS 标准的结果论文——仅有研究设计/方案文章，或 SES 测量无法分离教育效应。16 篇基础完整，无遗漏。</w:t>
       </w:r>
     </w:p>
     <w:p>
@@ -897,7 +1119,7 @@
           <w:i w:val="0"/>
           <w:sz w:val="22"/>
         </w:rPr>
-        <w:t>修改后三条知识：（1）弓状束 FA 是 16 篇中唯一跨研究、跨年龄、控收入后仍稳健的指标，但其个体预测效度从未被检验——这是领域的空白；（2）该效应 8.6 个月即可测，延伸至 5–8 岁，是阅读障碍研究的神经前体证据；（3）0 篇研究分别检验父亲 vs 母亲教育效应——此系统性盲点直接支撑大论文父母教育四分类设计。</w:t>
+        <w:t>本文在 Hackman/Noble 未竟方向基础上往前走了三步：（1）弓状束 FA 是 16 篇中唯一跨研究、跨年龄、控收入后仍稳健的指标，但其个体预测效度从未被检验——这是领域的空白；（2）该效应 8.6 个月即可测，延伸至 5–8 岁，是阅读障碍研究的神经前体证据；（3）0 篇研究分别检验父亲 vs 母亲教育效应——此系统性盲点（Hackman 2009 呼吁 15 年未响应）直接支撑大论文父母教育四分类设计。</w:t>
       </w:r>
     </w:p>
     <w:sectPr>
